--- a/插件详细手册/13.UI/关于高级变量固定框.docx
+++ b/插件详细手册/13.UI/关于高级变量固定框.docx
@@ -519,7 +519,183 @@
         <w:spacing w:after="200"/>
         <w:jc w:val="left"/>
         <w:rPr>
-          <w:rFonts w:ascii="Tahoma" w:eastAsia="微软雅黑" w:hAnsi="Tahoma"/>
+          <w:rFonts w:ascii="Tahoma" w:eastAsia="微软雅黑" w:hAnsi="Tahoma" w:hint="eastAsia"/>
+          <w:bCs/>
+          <w:color w:val="FF0000"/>
+          <w:kern w:val="0"/>
+          <w:sz w:val="22"/>
+        </w:rPr>
+      </w:pPr>
+      <w:r>
+        <w:rPr>
+          <w:rFonts w:ascii="Tahoma" w:eastAsia="微软雅黑" w:hAnsi="Tahoma" w:hint="eastAsia"/>
+          <w:bCs/>
+          <w:color w:val="FF0000"/>
+          <w:kern w:val="0"/>
+          <w:sz w:val="22"/>
+        </w:rPr>
+        <w:t>这个插件</w:t>
+      </w:r>
+      <w:r>
+        <w:rPr>
+          <w:rFonts w:ascii="Tahoma" w:eastAsia="微软雅黑" w:hAnsi="Tahoma" w:hint="eastAsia"/>
+          <w:bCs/>
+          <w:color w:val="FF0000"/>
+          <w:kern w:val="0"/>
+          <w:sz w:val="22"/>
+        </w:rPr>
+        <w:t>的</w:t>
+      </w:r>
+      <w:r>
+        <w:rPr>
+          <w:rFonts w:ascii="Tahoma" w:eastAsia="微软雅黑" w:hAnsi="Tahoma" w:hint="eastAsia"/>
+          <w:bCs/>
+          <w:color w:val="FF0000"/>
+          <w:kern w:val="0"/>
+          <w:sz w:val="22"/>
+        </w:rPr>
+        <w:t>功能是实现</w:t>
+      </w:r>
+      <w:r>
+        <w:rPr>
+          <w:rFonts w:ascii="Tahoma" w:eastAsia="微软雅黑" w:hAnsi="Tahoma"/>
+          <w:bCs/>
+          <w:color w:val="FF0000"/>
+          <w:kern w:val="0"/>
+          <w:sz w:val="22"/>
+        </w:rPr>
+        <w:t xml:space="preserve"> </w:t>
+      </w:r>
+      <w:r>
+        <w:rPr>
+          <w:rFonts w:ascii="Tahoma" w:eastAsia="微软雅黑" w:hAnsi="Tahoma"/>
+          <w:bCs/>
+          <w:color w:val="FF0000"/>
+          <w:kern w:val="0"/>
+          <w:sz w:val="22"/>
+        </w:rPr>
+        <w:t>变量值</w:t>
+      </w:r>
+      <w:r>
+        <w:rPr>
+          <w:rFonts w:ascii="Tahoma" w:eastAsia="微软雅黑" w:hAnsi="Tahoma"/>
+          <w:bCs/>
+          <w:color w:val="FF0000"/>
+          <w:kern w:val="0"/>
+          <w:sz w:val="22"/>
+        </w:rPr>
+        <w:t xml:space="preserve"> </w:t>
+      </w:r>
+      <w:r>
+        <w:rPr>
+          <w:rFonts w:ascii="Tahoma" w:eastAsia="微软雅黑" w:hAnsi="Tahoma"/>
+          <w:bCs/>
+          <w:color w:val="FF0000"/>
+          <w:kern w:val="0"/>
+          <w:sz w:val="22"/>
+        </w:rPr>
+        <w:t>可视化而存在的，一切都是基于变量值</w:t>
+      </w:r>
+      <w:r>
+        <w:rPr>
+          <w:rFonts w:ascii="Tahoma" w:eastAsia="微软雅黑" w:hAnsi="Tahoma" w:hint="eastAsia"/>
+          <w:bCs/>
+          <w:color w:val="FF0000"/>
+          <w:kern w:val="0"/>
+          <w:sz w:val="22"/>
+        </w:rPr>
+        <w:t>变化</w:t>
+      </w:r>
+      <w:r>
+        <w:rPr>
+          <w:rFonts w:ascii="Tahoma" w:eastAsia="微软雅黑" w:hAnsi="Tahoma"/>
+          <w:bCs/>
+          <w:color w:val="FF0000"/>
+          <w:kern w:val="0"/>
+          <w:sz w:val="22"/>
+        </w:rPr>
+        <w:t>而显示的。</w:t>
+      </w:r>
+      <w:r>
+        <w:rPr>
+          <w:rFonts w:ascii="Tahoma" w:eastAsia="微软雅黑" w:hAnsi="Tahoma" w:hint="eastAsia"/>
+          <w:bCs/>
+          <w:color w:val="FF0000"/>
+          <w:kern w:val="0"/>
+          <w:sz w:val="22"/>
+        </w:rPr>
+        <w:t>如果该框没有</w:t>
+      </w:r>
+      <w:r>
+        <w:rPr>
+          <w:rFonts w:ascii="Tahoma" w:eastAsia="微软雅黑" w:hAnsi="Tahoma" w:hint="eastAsia"/>
+          <w:bCs/>
+          <w:color w:val="FF0000"/>
+          <w:kern w:val="0"/>
+          <w:sz w:val="22"/>
+        </w:rPr>
+        <w:t xml:space="preserve"> </w:t>
+      </w:r>
+      <w:r>
+        <w:rPr>
+          <w:rFonts w:ascii="Tahoma" w:eastAsia="微软雅黑" w:hAnsi="Tahoma" w:hint="eastAsia"/>
+          <w:bCs/>
+          <w:color w:val="FF0000"/>
+          <w:kern w:val="0"/>
+          <w:sz w:val="22"/>
+        </w:rPr>
+        <w:t>绑定</w:t>
+      </w:r>
+      <w:r>
+        <w:rPr>
+          <w:rFonts w:ascii="Tahoma" w:eastAsia="微软雅黑" w:hAnsi="Tahoma" w:hint="eastAsia"/>
+          <w:bCs/>
+          <w:color w:val="FF0000"/>
+          <w:kern w:val="0"/>
+          <w:sz w:val="22"/>
+        </w:rPr>
+        <w:t xml:space="preserve"> </w:t>
+      </w:r>
+      <w:r>
+        <w:rPr>
+          <w:rFonts w:ascii="Tahoma" w:eastAsia="微软雅黑" w:hAnsi="Tahoma" w:hint="eastAsia"/>
+          <w:bCs/>
+          <w:color w:val="FF0000"/>
+          <w:kern w:val="0"/>
+          <w:sz w:val="22"/>
+        </w:rPr>
+        <w:t>的变量</w:t>
+      </w:r>
+      <w:r>
+        <w:rPr>
+          <w:rFonts w:ascii="Tahoma" w:eastAsia="微软雅黑" w:hAnsi="Tahoma"/>
+          <w:bCs/>
+          <w:color w:val="FF0000"/>
+          <w:kern w:val="0"/>
+          <w:sz w:val="22"/>
+        </w:rPr>
+        <w:t>/</w:t>
+      </w:r>
+      <w:r>
+        <w:rPr>
+          <w:rFonts w:ascii="Tahoma" w:eastAsia="微软雅黑" w:hAnsi="Tahoma" w:hint="eastAsia"/>
+          <w:bCs/>
+          <w:color w:val="FF0000"/>
+          <w:kern w:val="0"/>
+          <w:sz w:val="22"/>
+        </w:rPr>
+        <w:t>物品，则没有任何显示的意义。</w:t>
+      </w:r>
+    </w:p>
+    <w:p>
+      <w:pPr>
+        <w:widowControl/>
+        <w:adjustRightInd w:val="0"/>
+        <w:snapToGrid w:val="0"/>
+        <w:spacing w:after="200"/>
+        <w:jc w:val="left"/>
+        <w:rPr>
+          <w:rFonts w:ascii="Tahoma" w:eastAsia="微软雅黑" w:hAnsi="Tahoma" w:hint="eastAsia"/>
           <w:kern w:val="0"/>
           <w:sz w:val="22"/>
         </w:rPr>
@@ -648,7 +824,7 @@
           <v:shape id="_x0000_i1025" type="#_x0000_t75" style="width:497.4pt;height:114pt" o:ole="">
             <v:imagedata r:id="rId8" o:title=""/>
           </v:shape>
-          <o:OLEObject Type="Embed" ProgID="Visio.Drawing.15" ShapeID="_x0000_i1025" DrawAspect="Content" ObjectID="_1656698130" r:id="rId9"/>
+          <o:OLEObject Type="Embed" ProgID="Visio.Drawing.15" ShapeID="_x0000_i1025" DrawAspect="Content" ObjectID="_1676545699" r:id="rId9"/>
         </w:object>
       </w:r>
     </w:p>
@@ -919,7 +1095,7 @@
           <v:shape id="_x0000_i1026" type="#_x0000_t75" style="width:415.2pt;height:213.6pt" o:ole="">
             <v:imagedata r:id="rId10" o:title=""/>
           </v:shape>
-          <o:OLEObject Type="Embed" ProgID="Visio.Drawing.15" ShapeID="_x0000_i1026" DrawAspect="Content" ObjectID="_1656698131" r:id="rId11"/>
+          <o:OLEObject Type="Embed" ProgID="Visio.Drawing.15" ShapeID="_x0000_i1026" DrawAspect="Content" ObjectID="_1676545700" r:id="rId11"/>
         </w:object>
       </w:r>
     </w:p>
@@ -1332,7 +1508,7 @@
         <w:spacing w:line="276" w:lineRule="auto"/>
         <w:jc w:val="left"/>
         <w:rPr>
-          <w:rFonts w:ascii="Tahoma" w:eastAsia="微软雅黑" w:hAnsi="Tahoma" w:hint="eastAsia"/>
+          <w:rFonts w:ascii="Tahoma" w:eastAsia="微软雅黑" w:hAnsi="Tahoma"/>
           <w:bCs/>
           <w:kern w:val="0"/>
           <w:sz w:val="22"/>
@@ -2841,7 +3017,7 @@
         <w:spacing w:line="276" w:lineRule="auto"/>
         <w:jc w:val="center"/>
         <w:rPr>
-          <w:rFonts w:ascii="Tahoma" w:eastAsia="微软雅黑" w:hAnsi="Tahoma" w:hint="eastAsia"/>
+          <w:rFonts w:ascii="Tahoma" w:eastAsia="微软雅黑" w:hAnsi="Tahoma"/>
           <w:bCs/>
           <w:kern w:val="0"/>
           <w:sz w:val="22"/>
@@ -2981,7 +3157,7 @@
         <w:ind w:firstLine="420"/>
         <w:jc w:val="left"/>
         <w:rPr>
-          <w:rFonts w:ascii="Tahoma" w:eastAsia="微软雅黑" w:hAnsi="Tahoma" w:hint="eastAsia"/>
+          <w:rFonts w:ascii="Tahoma" w:eastAsia="微软雅黑" w:hAnsi="Tahoma"/>
           <w:bCs/>
           <w:kern w:val="0"/>
           <w:sz w:val="22"/>
@@ -3048,16 +3224,7 @@
           <w:kern w:val="0"/>
           <w:sz w:val="22"/>
         </w:rPr>
-        <w:t>额定值</w:t>
-      </w:r>
-      <w:r>
-        <w:rPr>
-          <w:rFonts w:ascii="Tahoma" w:eastAsia="微软雅黑" w:hAnsi="Tahoma" w:hint="eastAsia"/>
-          <w:bCs/>
-          <w:kern w:val="0"/>
-          <w:sz w:val="22"/>
-        </w:rPr>
-        <w:t>关闭</w:t>
+        <w:t>额定值关闭</w:t>
       </w:r>
     </w:p>
     <w:p>
@@ -3319,7 +3486,7 @@
         <w:widowControl/>
         <w:jc w:val="left"/>
         <w:rPr>
-          <w:rFonts w:ascii="Tahoma" w:eastAsia="微软雅黑" w:hAnsi="Tahoma" w:hint="eastAsia"/>
+          <w:rFonts w:ascii="Tahoma" w:eastAsia="微软雅黑" w:hAnsi="Tahoma"/>
           <w:kern w:val="0"/>
           <w:sz w:val="22"/>
         </w:rPr>
@@ -3386,7 +3553,7 @@
         <w:widowControl/>
         <w:jc w:val="left"/>
         <w:rPr>
-          <w:rFonts w:ascii="Tahoma" w:eastAsia="微软雅黑" w:hAnsi="Tahoma" w:hint="eastAsia"/>
+          <w:rFonts w:ascii="Tahoma" w:eastAsia="微软雅黑" w:hAnsi="Tahoma"/>
           <w:kern w:val="0"/>
           <w:sz w:val="22"/>
         </w:rPr>
@@ -3483,7 +3650,7 @@
         <w:widowControl/>
         <w:jc w:val="left"/>
         <w:rPr>
-          <w:rFonts w:ascii="Tahoma" w:eastAsia="微软雅黑" w:hAnsi="Tahoma" w:hint="eastAsia"/>
+          <w:rFonts w:ascii="Tahoma" w:eastAsia="微软雅黑" w:hAnsi="Tahoma"/>
           <w:kern w:val="0"/>
           <w:sz w:val="22"/>
         </w:rPr>
@@ -3502,7 +3669,7 @@
         <w:widowControl/>
         <w:jc w:val="center"/>
         <w:rPr>
-          <w:rFonts w:ascii="Tahoma" w:eastAsia="微软雅黑" w:hAnsi="Tahoma" w:hint="eastAsia"/>
+          <w:rFonts w:ascii="Tahoma" w:eastAsia="微软雅黑" w:hAnsi="Tahoma"/>
           <w:kern w:val="0"/>
           <w:sz w:val="22"/>
         </w:rPr>
@@ -3610,16 +3777,7 @@
           <w:kern w:val="0"/>
           <w:sz w:val="22"/>
         </w:rPr>
-        <w:t>你可以使用插件指令</w:t>
-      </w:r>
-      <w:r>
-        <w:rPr>
-          <w:rFonts w:ascii="Tahoma" w:eastAsia="微软雅黑" w:hAnsi="Tahoma" w:hint="eastAsia"/>
-          <w:bCs/>
-          <w:kern w:val="0"/>
-          <w:sz w:val="22"/>
-        </w:rPr>
-        <w:t>临时修改指定框的</w:t>
+        <w:t>你可以使用插件指令临时修改指定框的</w:t>
       </w:r>
       <w:r>
         <w:rPr>
@@ -3714,7 +3872,7 @@
         <w:widowControl/>
         <w:jc w:val="center"/>
         <w:rPr>
-          <w:rFonts w:ascii="Tahoma" w:eastAsia="微软雅黑" w:hAnsi="Tahoma" w:hint="eastAsia"/>
+          <w:rFonts w:ascii="Tahoma" w:eastAsia="微软雅黑" w:hAnsi="Tahoma"/>
           <w:kern w:val="0"/>
           <w:sz w:val="22"/>
         </w:rPr>
@@ -3868,7 +4026,7 @@
           <v:shape id="_x0000_i1027" type="#_x0000_t75" style="width:414.6pt;height:195pt" o:ole="">
             <v:imagedata r:id="rId29" o:title=""/>
           </v:shape>
-          <o:OLEObject Type="Embed" ProgID="Visio.Drawing.15" ShapeID="_x0000_i1027" DrawAspect="Content" ObjectID="_1656698132" r:id="rId30"/>
+          <o:OLEObject Type="Embed" ProgID="Visio.Drawing.15" ShapeID="_x0000_i1027" DrawAspect="Content" ObjectID="_1676545701" r:id="rId30"/>
         </w:object>
       </w:r>
     </w:p>
@@ -4877,7 +5035,7 @@
         <w:snapToGrid w:val="0"/>
         <w:jc w:val="left"/>
         <w:rPr>
-          <w:rFonts w:ascii="微软雅黑" w:eastAsia="微软雅黑" w:hAnsi="微软雅黑" w:hint="eastAsia"/>
+          <w:rFonts w:ascii="微软雅黑" w:eastAsia="微软雅黑" w:hAnsi="微软雅黑"/>
           <w:kern w:val="0"/>
           <w:sz w:val="22"/>
         </w:rPr>
@@ -5037,11 +5195,6 @@
       </w:r>
     </w:p>
     <w:p>
-      <w:pPr>
-        <w:rPr>
-          <w:rFonts w:hint="eastAsia"/>
-        </w:rPr>
-      </w:pPr>
       <w:r>
         <w:rPr>
           <w:noProof/>
@@ -7404,25 +7557,7 @@
             <w:kern w:val="0"/>
             <w:sz w:val="22"/>
           </w:rPr>
-          <w:t>变量框的配</w:t>
-        </w:r>
-        <w:r>
-          <w:rPr>
-            <w:rStyle w:val="a4"/>
-            <w:rFonts w:ascii="Tahoma" w:eastAsia="微软雅黑" w:hAnsi="Tahoma" w:hint="eastAsia"/>
-            <w:kern w:val="0"/>
-            <w:sz w:val="22"/>
-          </w:rPr>
-          <w:t>置</w:t>
-        </w:r>
-        <w:r>
-          <w:rPr>
-            <w:rStyle w:val="a4"/>
-            <w:rFonts w:ascii="Tahoma" w:eastAsia="微软雅黑" w:hAnsi="Tahoma" w:hint="eastAsia"/>
-            <w:kern w:val="0"/>
-            <w:sz w:val="22"/>
-          </w:rPr>
-          <w:t>流程</w:t>
+          <w:t>变量框的配置流程</w:t>
         </w:r>
       </w:hyperlink>
       <w:r>
@@ -11863,7 +11998,7 @@
         <w:widowControl/>
         <w:jc w:val="center"/>
         <w:rPr>
-          <w:rFonts w:ascii="宋体" w:eastAsia="宋体" w:hAnsi="宋体" w:cs="宋体" w:hint="eastAsia"/>
+          <w:rFonts w:ascii="宋体" w:eastAsia="宋体" w:hAnsi="宋体" w:cs="宋体"/>
           <w:kern w:val="0"/>
           <w:sz w:val="24"/>
           <w:szCs w:val="24"/>
@@ -11977,7 +12112,7 @@
         <w:snapToGrid w:val="0"/>
         <w:jc w:val="left"/>
         <w:rPr>
-          <w:rFonts w:ascii="Tahoma" w:eastAsia="微软雅黑" w:hAnsi="Tahoma" w:hint="eastAsia"/>
+          <w:rFonts w:ascii="Tahoma" w:eastAsia="微软雅黑" w:hAnsi="Tahoma"/>
           <w:kern w:val="0"/>
           <w:sz w:val="22"/>
         </w:rPr>
